--- a/SaveData1/bin/Debug/Template.docx
+++ b/SaveData1/bin/Debug/Template.docx
@@ -73,7 +73,18 @@
           <w:sz w:val="22"/>
           <w:szCs w:val="22"/>
         </w:rPr>
-        <w:t>.0</w:t>
+        <w:t>.</w:t>
+      </w:r>
+      <w:proofErr w:type="spellStart"/>
+      <w:r>
+        <w:rPr>
+          <w:rFonts w:ascii="Calibri" w:hAnsi="Calibri" w:cs="Calibri"/>
+          <w:b/>
+          <w:bCs/>
+          <w:sz w:val="22"/>
+          <w:szCs w:val="22"/>
+        </w:rPr>
+        <w:t>мес</w:t>
       </w:r>
       <w:r>
         <w:rPr>
@@ -83,7 +94,7 @@
           <w:sz w:val="22"/>
           <w:szCs w:val="22"/>
         </w:rPr>
-        <w:t>2</w:t>
+        <w:t>.</w:t>
       </w:r>
       <w:r>
         <w:rPr>
@@ -93,8 +104,9 @@
           <w:sz w:val="22"/>
           <w:szCs w:val="22"/>
         </w:rPr>
-        <w:t>.2026</w:t>
+        <w:t>год</w:t>
       </w:r>
+      <w:proofErr w:type="spellEnd"/>
     </w:p>
     <w:p>
       <w:pPr>
@@ -225,6 +237,16 @@
           <w:szCs w:val="22"/>
         </w:rPr>
         <w:t>код</w:t>
+      </w:r>
+      <w:r>
+        <w:rPr>
+          <w:rFonts w:ascii="Calibri" w:hAnsi="Calibri" w:cs="Calibri"/>
+          <w:b/>
+          <w:bCs/>
+          <w:sz w:val="22"/>
+          <w:szCs w:val="22"/>
+        </w:rPr>
+        <w:t xml:space="preserve"> </w:t>
       </w:r>
     </w:p>
     <w:sectPr>
